--- a/docs/overviews/o-historyofnumbers.docx
+++ b/docs/overviews/o-historyofnumbers.docx
@@ -34,7 +34,7 @@
         <w:t xml:space="preserve">An overview of the history of numbers and the decimal number system.</w:t>
       </w:r>
     </w:p>
-    <w:bookmarkStart w:id="34" w:name="what-are-numbers"/>
+    <w:bookmarkStart w:id="23" w:name="what-are-numbers"/>
     <w:p>
       <w:pPr>
         <w:pStyle w:val="Heading1"/>
@@ -51,7 +51,7 @@
         <w:t xml:space="preserve">Numbers are used to count, measure, order, and perform calculations. In this overview you will see a brief history of numbers, how the commonly used number system came about and how it works, as well as a few important different types of numbers.</w:t>
       </w:r>
     </w:p>
-    <w:bookmarkStart w:id="25" w:name="representations"/>
+    <w:bookmarkStart w:id="14" w:name="representations"/>
     <w:p>
       <w:pPr>
         <w:pStyle w:val="Heading2"/>
@@ -125,18 +125,18 @@
                 <wp:inline>
                   <wp:extent cx="152400" cy="152400"/>
                   <wp:effectExtent b="0" l="0" r="0" t="0"/>
-                  <wp:docPr descr="" title="" id="21" name="Picture"/>
+                  <wp:docPr descr="" title="" id="10" name="Picture"/>
                   <a:graphic>
                     <a:graphicData uri="http://schemas.openxmlformats.org/drawingml/2006/picture">
                       <pic:pic>
                         <pic:nvPicPr>
-                          <pic:cNvPr descr="/Applications/quarto/share/formats/docx/note.png" id="22" name="Picture"/>
+                          <pic:cNvPr descr="/Applications/quarto/share/formats/docx/note.png" id="11" name="Picture"/>
                           <pic:cNvPicPr>
                             <a:picLocks noChangeArrowheads="1" noChangeAspect="1"/>
                           </pic:cNvPicPr>
                         </pic:nvPicPr>
                         <pic:blipFill>
-                          <a:blip r:embed="rId20"/>
+                          <a:blip r:embed="rId9"/>
                           <a:stretch>
                             <a:fillRect/>
                           </a:stretch>
@@ -398,18 +398,18 @@
                 <wp:inline>
                   <wp:extent cx="152400" cy="152400"/>
                   <wp:effectExtent b="0" l="0" r="0" t="0"/>
-                  <wp:docPr descr="" title="" id="23" name="Picture"/>
+                  <wp:docPr descr="" title="" id="12" name="Picture"/>
                   <a:graphic>
                     <a:graphicData uri="http://schemas.openxmlformats.org/drawingml/2006/picture">
                       <pic:pic>
                         <pic:nvPicPr>
-                          <pic:cNvPr descr="/Applications/quarto/share/formats/docx/note.png" id="24" name="Picture"/>
+                          <pic:cNvPr descr="/Applications/quarto/share/formats/docx/note.png" id="13" name="Picture"/>
                           <pic:cNvPicPr>
                             <a:picLocks noChangeArrowheads="1" noChangeAspect="1"/>
                           </pic:cNvPicPr>
                         </pic:nvPicPr>
                         <pic:blipFill>
-                          <a:blip r:embed="rId20"/>
+                          <a:blip r:embed="rId9"/>
                           <a:stretch>
                             <a:fillRect/>
                           </a:stretch>
@@ -1216,8 +1216,8 @@
         <w:t xml:space="preserve">, and the place value system originate in India, from the Brahmi numeral system (Barrow-Green, Gray and Wilson, 2019, p.201).</w:t>
       </w:r>
     </w:p>
-    <w:bookmarkEnd w:id="25"/>
-    <w:bookmarkStart w:id="28" w:name="place-value"/>
+    <w:bookmarkEnd w:id="14"/>
+    <w:bookmarkStart w:id="17" w:name="place-value"/>
     <w:p>
       <w:pPr>
         <w:pStyle w:val="Heading2"/>
@@ -1274,18 +1274,18 @@
                 <wp:inline>
                   <wp:extent cx="152400" cy="152400"/>
                   <wp:effectExtent b="0" l="0" r="0" t="0"/>
-                  <wp:docPr descr="" title="" id="26" name="Picture"/>
+                  <wp:docPr descr="" title="" id="15" name="Picture"/>
                   <a:graphic>
                     <a:graphicData uri="http://schemas.openxmlformats.org/drawingml/2006/picture">
                       <pic:pic>
                         <pic:nvPicPr>
-                          <pic:cNvPr descr="/Applications/quarto/share/formats/docx/note.png" id="27" name="Picture"/>
+                          <pic:cNvPr descr="/Applications/quarto/share/formats/docx/note.png" id="16" name="Picture"/>
                           <pic:cNvPicPr>
                             <a:picLocks noChangeArrowheads="1" noChangeAspect="1"/>
                           </pic:cNvPicPr>
                         </pic:nvPicPr>
                         <pic:blipFill>
-                          <a:blip r:embed="rId20"/>
+                          <a:blip r:embed="rId9"/>
                           <a:stretch>
                             <a:fillRect/>
                           </a:stretch>
@@ -1460,8 +1460,8 @@
         </w:tc>
       </w:tr>
     </w:tbl>
-    <w:bookmarkEnd w:id="28"/>
-    <w:bookmarkStart w:id="33" w:name="bases"/>
+    <w:bookmarkEnd w:id="17"/>
+    <w:bookmarkStart w:id="22" w:name="bases"/>
     <w:p>
       <w:pPr>
         <w:pStyle w:val="Heading2"/>
@@ -1827,18 +1827,18 @@
                 <wp:inline>
                   <wp:extent cx="152400" cy="152400"/>
                   <wp:effectExtent b="0" l="0" r="0" t="0"/>
-                  <wp:docPr descr="" title="" id="29" name="Picture"/>
+                  <wp:docPr descr="" title="" id="18" name="Picture"/>
                   <a:graphic>
                     <a:graphicData uri="http://schemas.openxmlformats.org/drawingml/2006/picture">
                       <pic:pic>
                         <pic:nvPicPr>
-                          <pic:cNvPr descr="/Applications/quarto/share/formats/docx/note.png" id="30" name="Picture"/>
+                          <pic:cNvPr descr="/Applications/quarto/share/formats/docx/note.png" id="19" name="Picture"/>
                           <pic:cNvPicPr>
                             <a:picLocks noChangeArrowheads="1" noChangeAspect="1"/>
                           </pic:cNvPicPr>
                         </pic:nvPicPr>
                         <pic:blipFill>
-                          <a:blip r:embed="rId20"/>
+                          <a:blip r:embed="rId9"/>
                           <a:stretch>
                             <a:fillRect/>
                           </a:stretch>
@@ -2187,18 +2187,18 @@
                 <wp:inline>
                   <wp:extent cx="152400" cy="152400"/>
                   <wp:effectExtent b="0" l="0" r="0" t="0"/>
-                  <wp:docPr descr="" title="" id="31" name="Picture"/>
+                  <wp:docPr descr="" title="" id="20" name="Picture"/>
                   <a:graphic>
                     <a:graphicData uri="http://schemas.openxmlformats.org/drawingml/2006/picture">
                       <pic:pic>
                         <pic:nvPicPr>
-                          <pic:cNvPr descr="/Applications/quarto/share/formats/docx/note.png" id="32" name="Picture"/>
+                          <pic:cNvPr descr="/Applications/quarto/share/formats/docx/note.png" id="21" name="Picture"/>
                           <pic:cNvPicPr>
                             <a:picLocks noChangeArrowheads="1" noChangeAspect="1"/>
                           </pic:cNvPicPr>
                         </pic:nvPicPr>
                         <pic:blipFill>
-                          <a:blip r:embed="rId20"/>
+                          <a:blip r:embed="rId9"/>
                           <a:stretch>
                             <a:fillRect/>
                           </a:stretch>
@@ -2643,9 +2643,9 @@
         </w:tc>
       </w:tr>
     </w:tbl>
-    <w:bookmarkEnd w:id="33"/>
-    <w:bookmarkEnd w:id="34"/>
-    <w:bookmarkStart w:id="43" w:name="categories-of-numbers"/>
+    <w:bookmarkEnd w:id="22"/>
+    <w:bookmarkEnd w:id="23"/>
+    <w:bookmarkStart w:id="32" w:name="categories-of-numbers"/>
     <w:p>
       <w:pPr>
         <w:pStyle w:val="Heading1"/>
@@ -2654,7 +2654,7 @@
         <w:t xml:space="preserve">Categories of numbers</w:t>
       </w:r>
     </w:p>
-    <w:bookmarkStart w:id="39" w:name="cardinal-and-ordinal-numbers"/>
+    <w:bookmarkStart w:id="28" w:name="cardinal-and-ordinal-numbers"/>
     <w:p>
       <w:pPr>
         <w:pStyle w:val="Heading2"/>
@@ -2712,18 +2712,18 @@
                 <wp:inline>
                   <wp:extent cx="152400" cy="152400"/>
                   <wp:effectExtent b="0" l="0" r="0" t="0"/>
-                  <wp:docPr descr="" title="" id="35" name="Picture"/>
+                  <wp:docPr descr="" title="" id="24" name="Picture"/>
                   <a:graphic>
                     <a:graphicData uri="http://schemas.openxmlformats.org/drawingml/2006/picture">
                       <pic:pic>
                         <pic:nvPicPr>
-                          <pic:cNvPr descr="/Applications/quarto/share/formats/docx/note.png" id="36" name="Picture"/>
+                          <pic:cNvPr descr="/Applications/quarto/share/formats/docx/note.png" id="25" name="Picture"/>
                           <pic:cNvPicPr>
                             <a:picLocks noChangeArrowheads="1" noChangeAspect="1"/>
                           </pic:cNvPicPr>
                         </pic:nvPicPr>
                         <pic:blipFill>
-                          <a:blip r:embed="rId20"/>
+                          <a:blip r:embed="rId9"/>
                           <a:stretch>
                             <a:fillRect/>
                           </a:stretch>
@@ -2896,18 +2896,18 @@
                 <wp:inline>
                   <wp:extent cx="152400" cy="152400"/>
                   <wp:effectExtent b="0" l="0" r="0" t="0"/>
-                  <wp:docPr descr="" title="" id="37" name="Picture"/>
+                  <wp:docPr descr="" title="" id="26" name="Picture"/>
                   <a:graphic>
                     <a:graphicData uri="http://schemas.openxmlformats.org/drawingml/2006/picture">
                       <pic:pic>
                         <pic:nvPicPr>
-                          <pic:cNvPr descr="/Applications/quarto/share/formats/docx/note.png" id="38" name="Picture"/>
+                          <pic:cNvPr descr="/Applications/quarto/share/formats/docx/note.png" id="27" name="Picture"/>
                           <pic:cNvPicPr>
                             <a:picLocks noChangeArrowheads="1" noChangeAspect="1"/>
                           </pic:cNvPicPr>
                         </pic:nvPicPr>
                         <pic:blipFill>
-                          <a:blip r:embed="rId20"/>
+                          <a:blip r:embed="rId9"/>
                           <a:stretch>
                             <a:fillRect/>
                           </a:stretch>
@@ -3055,8 +3055,8 @@
         </w:tc>
       </w:tr>
     </w:tbl>
-    <w:bookmarkEnd w:id="39"/>
-    <w:bookmarkStart w:id="42" w:name="positive-and-negative-numbers"/>
+    <w:bookmarkEnd w:id="28"/>
+    <w:bookmarkStart w:id="31" w:name="positive-and-negative-numbers"/>
     <w:p>
       <w:pPr>
         <w:pStyle w:val="Heading2"/>
@@ -3242,18 +3242,18 @@
                 <wp:inline>
                   <wp:extent cx="152400" cy="152400"/>
                   <wp:effectExtent b="0" l="0" r="0" t="0"/>
-                  <wp:docPr descr="" title="" id="40" name="Picture"/>
+                  <wp:docPr descr="" title="" id="29" name="Picture"/>
                   <a:graphic>
                     <a:graphicData uri="http://schemas.openxmlformats.org/drawingml/2006/picture">
                       <pic:pic>
                         <pic:nvPicPr>
-                          <pic:cNvPr descr="/Applications/quarto/share/formats/docx/note.png" id="41" name="Picture"/>
+                          <pic:cNvPr descr="/Applications/quarto/share/formats/docx/note.png" id="30" name="Picture"/>
                           <pic:cNvPicPr>
                             <a:picLocks noChangeArrowheads="1" noChangeAspect="1"/>
                           </pic:cNvPicPr>
                         </pic:nvPicPr>
                         <pic:blipFill>
-                          <a:blip r:embed="rId20"/>
+                          <a:blip r:embed="rId9"/>
                           <a:stretch>
                             <a:fillRect/>
                           </a:stretch>
@@ -3388,9 +3388,9 @@
         <w:t xml:space="preserve">From tally marks on bones to the place value systems used today, the history of numbers reflects the evolving needs and ingenuity of human societies. Understanding this history will not only enrich your appreciation for mathematics but also highlight how cultural exchange and practical necessity have shaped the way you count, calculate, and make sense of the world.</w:t>
       </w:r>
     </w:p>
-    <w:bookmarkEnd w:id="42"/>
-    <w:bookmarkEnd w:id="43"/>
-    <w:bookmarkStart w:id="44" w:name="bibliography"/>
+    <w:bookmarkEnd w:id="31"/>
+    <w:bookmarkEnd w:id="32"/>
+    <w:bookmarkStart w:id="33" w:name="bibliography"/>
     <w:p>
       <w:pPr>
         <w:pStyle w:val="Heading1"/>
@@ -3420,16 +3420,7 @@
         <w:pStyle w:val="BodyText"/>
       </w:pPr>
       <w:r>
-        <w:t xml:space="preserve">Aveni, A.F. (2011)</w:t>
-      </w:r>
-      <w:r>
-        <w:t xml:space="preserve"> </w:t>
-      </w:r>
-      <w:r>
-        <w:t xml:space="preserve">‘Maya Numerology’</w:t>
-      </w:r>
-      <w:r>
-        <w:t xml:space="preserve">, Cambridge Archaeological Journal, 21(2), pp. 187–216. doi:10.1017/S0959774311000230.</w:t>
+        <w:t xml:space="preserve">Aveni, A.F. (2011) ‘Maya Numerology’, Cambridge Archaeological Journal, 21(2), pp. 187–216. doi:10.1017/S0959774311000230.</w:t>
       </w:r>
     </w:p>
     <w:p>
@@ -3440,8 +3431,8 @@
         <w:t xml:space="preserve">Mumford, D. (2010). What’s so Baffling About Negative Numbers? — a Cross-Cultural Comparison. In: Seshadri, C.S. (eds) Studies in the History of Indian Mathematics. Culture and History of Mathematics. Hindustan Book Agency, Gurgaon.F</w:t>
       </w:r>
     </w:p>
-    <w:bookmarkEnd w:id="44"/>
-    <w:bookmarkStart w:id="47" w:name="further-reading"/>
+    <w:bookmarkEnd w:id="33"/>
+    <w:bookmarkStart w:id="36" w:name="further-reading"/>
     <w:p>
       <w:pPr>
         <w:pStyle w:val="Heading1"/>
@@ -3458,7 +3449,7 @@
         <w:t xml:space="preserve">For more reading on types of numbers, please go to [Overview: Number sets].</w:t>
       </w:r>
     </w:p>
-    <w:bookmarkStart w:id="46" w:name="version-history"/>
+    <w:bookmarkStart w:id="35" w:name="version-history"/>
     <w:p>
       <w:pPr>
         <w:pStyle w:val="Heading2"/>
@@ -3479,7 +3470,7 @@
       <w:pPr>
         <w:pStyle w:val="BodyText"/>
       </w:pPr>
-      <w:hyperlink r:id="rId45">
+      <w:hyperlink r:id="rId34">
         <w:r>
           <w:rPr>
             <w:rStyle w:val="Hyperlink"/>
@@ -3488,8 +3479,8 @@
         </w:r>
       </w:hyperlink>
     </w:p>
-    <w:bookmarkEnd w:id="46"/>
-    <w:bookmarkEnd w:id="47"/>
+    <w:bookmarkEnd w:id="35"/>
+    <w:bookmarkEnd w:id="36"/>
     <w:sectPr>
       <w:pgSz w:h="15840" w:w="12240"/>
       <w:pgMar w:bottom="1440" w:footer="720" w:gutter="0" w:header="720" w:left="1440" w:right="1440" w:top="1440"/>
